--- a/制作ノート_25059_友原淳-3.docx
+++ b/制作ノート_25059_友原淳-3.docx
@@ -267,6 +267,12 @@
           <w:rFonts w:ascii="ＭＳ Ｐ明朝" w:eastAsia="ＭＳ Ｐ明朝" w:hAnsi="ＭＳ Ｐ明朝" w:hint="eastAsia"/>
         </w:rPr>
         <w:t>2ページ、メニュー表(金額含めて)</w:t>
+      </w:r>
+      <w:r>
+        <w:rPr>
+          <w:rFonts w:ascii="ＭＳ Ｐ明朝" w:eastAsia="ＭＳ Ｐ明朝" w:hAnsi="ＭＳ Ｐ明朝" w:hint="eastAsia"/>
+        </w:rPr>
+        <w:t>(アンドヘルシーを強く協調表示する)</w:t>
       </w:r>
     </w:p>
     <w:p>
